--- a/pr-preview/pr-201/chapters/summary.docx
+++ b/pr-preview/pr-201/chapters/summary.docx
@@ -15,7 +15,7 @@
         <w:pStyle w:val="Date"/>
       </w:pPr>
       <w:r>
-        <w:t xml:space="preserve">Last modified: 2026-10-14 12:06:59 (PDT)</w:t>
+        <w:t xml:space="preserve">Last modified: 2026-10-16 04:17:08 (PDT)</w:t>
       </w:r>
     </w:p>
     <w:tbl>
@@ -1512,7 +1512,7 @@
       </w:r>
     </w:p>
     <w:bookmarkEnd w:id="65"/>
-    <w:bookmarkStart w:id="76" w:name="sentences"/>
+    <w:bookmarkStart w:id="77" w:name="sentences"/>
     <w:p>
       <w:pPr>
         <w:pStyle w:val="Heading2"/>
@@ -1774,6 +1774,32 @@
           <w:rPr>
             <w:rStyle w:val="Hyperlink"/>
           </w:rPr>
+          <w:t xml:space="preserve">Make every word tell</w:t>
+        </w:r>
+      </w:hyperlink>
+      <w:r>
+        <w:t xml:space="preserve">:</w:t>
+      </w:r>
+      <w:r>
+        <w:t xml:space="preserve"> </w:t>
+      </w:r>
+      <w:r>
+        <w:t xml:space="preserve">cut words that carry no meaning, but keep detail that does.</w:t>
+      </w:r>
+    </w:p>
+    <w:p>
+      <w:pPr>
+        <w:pStyle w:val="Compact"/>
+        <w:numPr>
+          <w:ilvl w:val="0"/>
+          <w:numId w:val="1006"/>
+        </w:numPr>
+      </w:pPr>
+      <w:hyperlink r:id="rId73">
+        <w:r>
+          <w:rPr>
+            <w:rStyle w:val="Hyperlink"/>
+          </w:rPr>
           <w:t xml:space="preserve">Limit complex sentence structures</w:t>
         </w:r>
       </w:hyperlink>
@@ -1789,7 +1815,7 @@
           <w:numId w:val="1006"/>
         </w:numPr>
       </w:pPr>
-      <w:hyperlink r:id="rId73">
+      <w:hyperlink r:id="rId74">
         <w:r>
           <w:rPr>
             <w:rStyle w:val="Hyperlink"/>
@@ -1809,7 +1835,7 @@
           <w:numId w:val="1006"/>
         </w:numPr>
       </w:pPr>
-      <w:hyperlink r:id="rId74">
+      <w:hyperlink r:id="rId75">
         <w:r>
           <w:rPr>
             <w:rStyle w:val="Hyperlink"/>
@@ -1829,7 +1855,7 @@
           <w:numId w:val="1006"/>
         </w:numPr>
       </w:pPr>
-      <w:hyperlink r:id="rId75">
+      <w:hyperlink r:id="rId76">
         <w:r>
           <w:rPr>
             <w:rStyle w:val="Hyperlink"/>
@@ -1841,8 +1867,8 @@
         <w:t xml:space="preserve">.</w:t>
       </w:r>
     </w:p>
-    <w:bookmarkEnd w:id="76"/>
-    <w:bookmarkStart w:id="91" w:name="teaching-materials"/>
+    <w:bookmarkEnd w:id="77"/>
+    <w:bookmarkStart w:id="92" w:name="teaching-materials"/>
     <w:p>
       <w:pPr>
         <w:pStyle w:val="Heading2"/>
@@ -1859,7 +1885,7 @@
           <w:numId w:val="1007"/>
         </w:numPr>
       </w:pPr>
-      <w:hyperlink r:id="rId77">
+      <w:hyperlink r:id="rId78">
         <w:r>
           <w:rPr>
             <w:rStyle w:val="Hyperlink"/>
@@ -1879,7 +1905,7 @@
           <w:numId w:val="1007"/>
         </w:numPr>
       </w:pPr>
-      <w:hyperlink r:id="rId78">
+      <w:hyperlink r:id="rId79">
         <w:r>
           <w:rPr>
             <w:rStyle w:val="Hyperlink"/>
@@ -1899,7 +1925,7 @@
           <w:numId w:val="1007"/>
         </w:numPr>
       </w:pPr>
-      <w:hyperlink r:id="rId79">
+      <w:hyperlink r:id="rId80">
         <w:r>
           <w:rPr>
             <w:rStyle w:val="Hyperlink"/>
@@ -1922,7 +1948,7 @@
           <w:numId w:val="1007"/>
         </w:numPr>
       </w:pPr>
-      <w:hyperlink r:id="rId80">
+      <w:hyperlink r:id="rId81">
         <w:r>
           <w:rPr>
             <w:rStyle w:val="Hyperlink"/>
@@ -1942,7 +1968,7 @@
           <w:numId w:val="1007"/>
         </w:numPr>
       </w:pPr>
-      <w:hyperlink r:id="rId81">
+      <w:hyperlink r:id="rId82">
         <w:r>
           <w:rPr>
             <w:rStyle w:val="Hyperlink"/>
@@ -1962,7 +1988,7 @@
           <w:numId w:val="1007"/>
         </w:numPr>
       </w:pPr>
-      <w:hyperlink r:id="rId82">
+      <w:hyperlink r:id="rId83">
         <w:r>
           <w:rPr>
             <w:rStyle w:val="Hyperlink"/>
@@ -1982,7 +2008,7 @@
           <w:numId w:val="1007"/>
         </w:numPr>
       </w:pPr>
-      <w:hyperlink r:id="rId83">
+      <w:hyperlink r:id="rId84">
         <w:r>
           <w:rPr>
             <w:rStyle w:val="Hyperlink"/>
@@ -2002,7 +2028,7 @@
           <w:numId w:val="1007"/>
         </w:numPr>
       </w:pPr>
-      <w:hyperlink r:id="rId84">
+      <w:hyperlink r:id="rId85">
         <w:r>
           <w:rPr>
             <w:rStyle w:val="Hyperlink"/>
@@ -2022,7 +2048,7 @@
           <w:numId w:val="1007"/>
         </w:numPr>
       </w:pPr>
-      <w:hyperlink r:id="rId85">
+      <w:hyperlink r:id="rId86">
         <w:r>
           <w:rPr>
             <w:rStyle w:val="Hyperlink"/>
@@ -2042,7 +2068,7 @@
           <w:numId w:val="1007"/>
         </w:numPr>
       </w:pPr>
-      <w:hyperlink r:id="rId86">
+      <w:hyperlink r:id="rId87">
         <w:r>
           <w:rPr>
             <w:rStyle w:val="Hyperlink"/>
@@ -2065,7 +2091,7 @@
           <w:numId w:val="1007"/>
         </w:numPr>
       </w:pPr>
-      <w:hyperlink r:id="rId87">
+      <w:hyperlink r:id="rId88">
         <w:r>
           <w:rPr>
             <w:rStyle w:val="Hyperlink"/>
@@ -2085,7 +2111,7 @@
           <w:numId w:val="1007"/>
         </w:numPr>
       </w:pPr>
-      <w:hyperlink r:id="rId88">
+      <w:hyperlink r:id="rId89">
         <w:r>
           <w:rPr>
             <w:rStyle w:val="Hyperlink"/>
@@ -2105,7 +2131,7 @@
           <w:numId w:val="1007"/>
         </w:numPr>
       </w:pPr>
-      <w:hyperlink r:id="rId89">
+      <w:hyperlink r:id="rId90">
         <w:r>
           <w:rPr>
             <w:rStyle w:val="Hyperlink"/>
@@ -2140,7 +2166,7 @@
           <w:numId w:val="1007"/>
         </w:numPr>
       </w:pPr>
-      <w:hyperlink r:id="rId90">
+      <w:hyperlink r:id="rId91">
         <w:r>
           <w:rPr>
             <w:rStyle w:val="Hyperlink"/>
@@ -2158,7 +2184,150 @@
         <w:t xml:space="preserve">but keep what those repositories credit.</w:t>
       </w:r>
     </w:p>
-    <w:bookmarkEnd w:id="91"/>
+    <w:bookmarkEnd w:id="92"/>
+    <w:bookmarkStart w:id="96" w:name="software-text"/>
+    <w:p>
+      <w:pPr>
+        <w:pStyle w:val="Heading2"/>
+      </w:pPr>
+      <w:r>
+        <w:t xml:space="preserve">8 Software text</w:t>
+      </w:r>
+    </w:p>
+    <w:p>
+      <w:pPr>
+        <w:pStyle w:val="Compact"/>
+        <w:numPr>
+          <w:ilvl w:val="0"/>
+          <w:numId w:val="1008"/>
+        </w:numPr>
+      </w:pPr>
+      <w:hyperlink r:id="rId93">
+        <w:r>
+          <w:rPr>
+            <w:rStyle w:val="Hyperlink"/>
+          </w:rPr>
+          <w:t xml:space="preserve">Say what changed and why</w:t>
+        </w:r>
+      </w:hyperlink>
+      <w:r>
+        <w:t xml:space="preserve"> </w:t>
+      </w:r>
+      <w:r>
+        <w:t xml:space="preserve">in a pull request or commit message.</w:t>
+      </w:r>
+    </w:p>
+    <w:p>
+      <w:pPr>
+        <w:pStyle w:val="Compact"/>
+        <w:numPr>
+          <w:ilvl w:val="0"/>
+          <w:numId w:val="1008"/>
+        </w:numPr>
+      </w:pPr>
+      <w:hyperlink r:id="rId94">
+        <w:r>
+          <w:rPr>
+            <w:rStyle w:val="Hyperlink"/>
+          </w:rPr>
+          <w:t xml:space="preserve">Comment why, not what</w:t>
+        </w:r>
+      </w:hyperlink>
+      <w:r>
+        <w:t xml:space="preserve">.</w:t>
+      </w:r>
+    </w:p>
+    <w:p>
+      <w:pPr>
+        <w:pStyle w:val="Compact"/>
+        <w:numPr>
+          <w:ilvl w:val="0"/>
+          <w:numId w:val="1008"/>
+        </w:numPr>
+      </w:pPr>
+      <w:hyperlink r:id="rId95">
+        <w:r>
+          <w:rPr>
+            <w:rStyle w:val="Hyperlink"/>
+          </w:rPr>
+          <w:t xml:space="preserve">Write release notes by their effect on the user</w:t>
+        </w:r>
+      </w:hyperlink>
+      <w:r>
+        <w:t xml:space="preserve">.</w:t>
+      </w:r>
+    </w:p>
+    <w:bookmarkEnd w:id="96"/>
+    <w:bookmarkStart w:id="100" w:name="thinking"/>
+    <w:p>
+      <w:pPr>
+        <w:pStyle w:val="Heading2"/>
+      </w:pPr>
+      <w:r>
+        <w:t xml:space="preserve">9 Thinking</w:t>
+      </w:r>
+    </w:p>
+    <w:p>
+      <w:pPr>
+        <w:pStyle w:val="Compact"/>
+        <w:numPr>
+          <w:ilvl w:val="0"/>
+          <w:numId w:val="1009"/>
+        </w:numPr>
+      </w:pPr>
+      <w:hyperlink r:id="rId97">
+        <w:r>
+          <w:rPr>
+            <w:rStyle w:val="Hyperlink"/>
+          </w:rPr>
+          <w:t xml:space="preserve">Write the question down first</w:t>
+        </w:r>
+      </w:hyperlink>
+      <w:r>
+        <w:t xml:space="preserve">.</w:t>
+      </w:r>
+    </w:p>
+    <w:p>
+      <w:pPr>
+        <w:pStyle w:val="Compact"/>
+        <w:numPr>
+          <w:ilvl w:val="0"/>
+          <w:numId w:val="1009"/>
+        </w:numPr>
+      </w:pPr>
+      <w:hyperlink r:id="rId98">
+        <w:r>
+          <w:rPr>
+            <w:rStyle w:val="Hyperlink"/>
+          </w:rPr>
+          <w:t xml:space="preserve">Send a written question that gives the reader the context to answer it</w:t>
+        </w:r>
+      </w:hyperlink>
+      <w:r>
+        <w:t xml:space="preserve">.</w:t>
+      </w:r>
+    </w:p>
+    <w:p>
+      <w:pPr>
+        <w:pStyle w:val="Compact"/>
+        <w:numPr>
+          <w:ilvl w:val="0"/>
+          <w:numId w:val="1009"/>
+        </w:numPr>
+      </w:pPr>
+      <w:hyperlink r:id="rId99">
+        <w:r>
+          <w:rPr>
+            <w:rStyle w:val="Hyperlink"/>
+          </w:rPr>
+          <w:t xml:space="preserve">Draft the plan before you run the analysis</w:t>
+        </w:r>
+      </w:hyperlink>
+      <w:r>
+        <w:t xml:space="preserve">.</w:t>
+      </w:r>
+    </w:p>
+    <w:bookmarkEnd w:id="100"/>
     <w:sectPr>
       <w:footnotePr>
         <w:numRestart w:val="eachSect"/>
@@ -2394,6 +2563,12 @@
     <w:abstractNumId w:val="991"/>
   </w:num>
   <w:num w:numId="1007">
+    <w:abstractNumId w:val="991"/>
+  </w:num>
+  <w:num w:numId="1008">
+    <w:abstractNumId w:val="991"/>
+  </w:num>
+  <w:num w:numId="1009">
     <w:abstractNumId w:val="991"/>
   </w:num>
 </w:numbering>

--- a/pr-preview/pr-201/chapters/summary.docx
+++ b/pr-preview/pr-201/chapters/summary.docx
@@ -15,7 +15,7 @@
         <w:pStyle w:val="Date"/>
       </w:pPr>
       <w:r>
-        <w:t xml:space="preserve">Last modified: 2026-10-16 04:17:08 (PDT)</w:t>
+        <w:t xml:space="preserve">Last modified: 2026-10-16 04:37:37 (PDT)</w:t>
       </w:r>
     </w:p>
     <w:tbl>
@@ -190,7 +190,7 @@
         <w:t xml:space="preserve">Follow its link for the reasons and the exceptions.</w:t>
       </w:r>
     </w:p>
-    <w:bookmarkStart w:id="25" w:name="terms-and-notation"/>
+    <w:bookmarkStart w:id="28" w:name="terms-and-notation"/>
     <w:p>
       <w:pPr>
         <w:pStyle w:val="Heading2"/>
@@ -201,7 +201,6 @@
     </w:p>
     <w:p>
       <w:pPr>
-        <w:pStyle w:val="Compact"/>
         <w:numPr>
           <w:ilvl w:val="0"/>
           <w:numId w:val="1001"/>
@@ -230,7 +229,6 @@
     </w:p>
     <w:p>
       <w:pPr>
-        <w:pStyle w:val="Compact"/>
         <w:numPr>
           <w:ilvl w:val="0"/>
           <w:numId w:val="1001"/>
@@ -253,7 +251,6 @@
     </w:p>
     <w:p>
       <w:pPr>
-        <w:pStyle w:val="Compact"/>
         <w:numPr>
           <w:ilvl w:val="0"/>
           <w:numId w:val="1001"/>
@@ -346,7 +343,6 @@
     </w:p>
     <w:p>
       <w:pPr>
-        <w:pStyle w:val="Compact"/>
         <w:numPr>
           <w:ilvl w:val="0"/>
           <w:numId w:val="1001"/>
@@ -369,7 +365,6 @@
     </w:p>
     <w:p>
       <w:pPr>
-        <w:pStyle w:val="Compact"/>
         <w:numPr>
           <w:ilvl w:val="0"/>
           <w:numId w:val="1001"/>
@@ -395,7 +390,6 @@
     </w:p>
     <w:p>
       <w:pPr>
-        <w:pStyle w:val="Compact"/>
         <w:numPr>
           <w:ilvl w:val="0"/>
           <w:numId w:val="1001"/>
@@ -435,7 +429,6 @@
     </w:p>
     <w:p>
       <w:pPr>
-        <w:pStyle w:val="Compact"/>
         <w:numPr>
           <w:ilvl w:val="0"/>
           <w:numId w:val="1001"/>
@@ -493,7 +486,6 @@
     </w:p>
     <w:p>
       <w:pPr>
-        <w:pStyle w:val="Compact"/>
         <w:numPr>
           <w:ilvl w:val="0"/>
           <w:numId w:val="1001"/>
@@ -513,7 +505,6 @@
     </w:p>
     <w:p>
       <w:pPr>
-        <w:pStyle w:val="Compact"/>
         <w:numPr>
           <w:ilvl w:val="0"/>
           <w:numId w:val="1001"/>
@@ -579,7 +570,6 @@
     </w:p>
     <w:p>
       <w:pPr>
-        <w:pStyle w:val="Compact"/>
         <w:numPr>
           <w:ilvl w:val="0"/>
           <w:numId w:val="1001"/>
@@ -605,7 +595,6 @@
     </w:p>
     <w:p>
       <w:pPr>
-        <w:pStyle w:val="Compact"/>
         <w:numPr>
           <w:ilvl w:val="0"/>
           <w:numId w:val="1001"/>
@@ -625,7 +614,6 @@
     </w:p>
     <w:p>
       <w:pPr>
-        <w:pStyle w:val="Compact"/>
         <w:numPr>
           <w:ilvl w:val="0"/>
           <w:numId w:val="1001"/>
@@ -649,8 +637,83 @@
         <w:t xml:space="preserve">such as the limits of a sum.</w:t>
       </w:r>
     </w:p>
-    <w:bookmarkEnd w:id="25"/>
-    <w:bookmarkStart w:id="34" w:name="claims-and-evidence"/>
+    <w:p>
+      <w:pPr>
+        <w:numPr>
+          <w:ilvl w:val="0"/>
+          <w:numId w:val="1001"/>
+        </w:numPr>
+      </w:pPr>
+      <w:hyperlink r:id="rId25">
+        <w:r>
+          <w:rPr>
+            <w:rStyle w:val="Hyperlink"/>
+          </w:rPr>
+          <w:t xml:space="preserve">Put words between formulas, and start a sentence with a word</w:t>
+        </w:r>
+      </w:hyperlink>
+      <w:r>
+        <w:t xml:space="preserve">,</w:t>
+      </w:r>
+      <w:r>
+        <w:t xml:space="preserve"> </w:t>
+      </w:r>
+      <w:r>
+        <w:t xml:space="preserve">not a symbol.</w:t>
+      </w:r>
+    </w:p>
+    <w:p>
+      <w:pPr>
+        <w:numPr>
+          <w:ilvl w:val="0"/>
+          <w:numId w:val="1001"/>
+        </w:numPr>
+      </w:pPr>
+      <w:hyperlink r:id="rId26">
+        <w:r>
+          <w:rPr>
+            <w:rStyle w:val="Hyperlink"/>
+          </w:rPr>
+          <w:t xml:space="preserve">Introduce a theorem with a complete sentence</w:t>
+        </w:r>
+      </w:hyperlink>
+      <w:r>
+        <w:t xml:space="preserve">,</w:t>
+      </w:r>
+      <w:r>
+        <w:t xml:space="preserve"> </w:t>
+      </w:r>
+      <w:r>
+        <w:t xml:space="preserve">and state it so that it stands alone.</w:t>
+      </w:r>
+    </w:p>
+    <w:p>
+      <w:pPr>
+        <w:numPr>
+          <w:ilvl w:val="0"/>
+          <w:numId w:val="1001"/>
+        </w:numPr>
+      </w:pPr>
+      <w:hyperlink r:id="rId27">
+        <w:r>
+          <w:rPr>
+            <w:rStyle w:val="Hyperlink"/>
+          </w:rPr>
+          <w:t xml:space="preserve">Spell out a number used as an adjective</w:t>
+        </w:r>
+      </w:hyperlink>
+      <w:r>
+        <w:t xml:space="preserve">,</w:t>
+      </w:r>
+      <w:r>
+        <w:t xml:space="preserve"> </w:t>
+      </w:r>
+      <w:r>
+        <w:t xml:space="preserve">and write the numeral for a number used as a name.</w:t>
+      </w:r>
+    </w:p>
+    <w:bookmarkEnd w:id="28"/>
+    <w:bookmarkStart w:id="37" w:name="claims-and-evidence"/>
     <w:p>
       <w:pPr>
         <w:pStyle w:val="Heading2"/>
@@ -667,7 +730,7 @@
           <w:numId w:val="1002"/>
         </w:numPr>
       </w:pPr>
-      <w:hyperlink r:id="rId26">
+      <w:hyperlink r:id="rId29">
         <w:r>
           <w:rPr>
             <w:rStyle w:val="Hyperlink"/>
@@ -690,7 +753,7 @@
           <w:numId w:val="1002"/>
         </w:numPr>
       </w:pPr>
-      <w:hyperlink r:id="rId27">
+      <w:hyperlink r:id="rId30">
         <w:r>
           <w:rPr>
             <w:rStyle w:val="Hyperlink"/>
@@ -725,7 +788,7 @@
           <w:numId w:val="1002"/>
         </w:numPr>
       </w:pPr>
-      <w:hyperlink r:id="rId28">
+      <w:hyperlink r:id="rId31">
         <w:r>
           <w:rPr>
             <w:rStyle w:val="Hyperlink"/>
@@ -742,7 +805,7 @@
       <w:r>
         <w:t xml:space="preserve"> </w:t>
       </w:r>
-      <w:hyperlink r:id="rId29">
+      <w:hyperlink r:id="rId32">
         <w:r>
           <w:rPr>
             <w:rStyle w:val="Hyperlink"/>
@@ -762,7 +825,7 @@
           <w:numId w:val="1002"/>
         </w:numPr>
       </w:pPr>
-      <w:hyperlink r:id="rId30">
+      <w:hyperlink r:id="rId33">
         <w:r>
           <w:rPr>
             <w:rStyle w:val="Hyperlink"/>
@@ -788,7 +851,7 @@
           <w:numId w:val="1002"/>
         </w:numPr>
       </w:pPr>
-      <w:hyperlink r:id="rId31">
+      <w:hyperlink r:id="rId34">
         <w:r>
           <w:rPr>
             <w:rStyle w:val="Hyperlink"/>
@@ -811,7 +874,7 @@
           <w:numId w:val="1002"/>
         </w:numPr>
       </w:pPr>
-      <w:hyperlink r:id="rId32">
+      <w:hyperlink r:id="rId35">
         <w:r>
           <w:rPr>
             <w:rStyle w:val="Hyperlink"/>
@@ -834,7 +897,7 @@
           <w:numId w:val="1002"/>
         </w:numPr>
       </w:pPr>
-      <w:hyperlink r:id="rId33">
+      <w:hyperlink r:id="rId36">
         <w:r>
           <w:rPr>
             <w:rStyle w:val="Hyperlink"/>
@@ -852,8 +915,8 @@
         <w:t xml:space="preserve">name the topic, not its author, in headings and sentences.</w:t>
       </w:r>
     </w:p>
-    <w:bookmarkEnd w:id="34"/>
-    <w:bookmarkStart w:id="42" w:name="papers"/>
+    <w:bookmarkEnd w:id="37"/>
+    <w:bookmarkStart w:id="45" w:name="papers"/>
     <w:p>
       <w:pPr>
         <w:pStyle w:val="Heading2"/>
@@ -870,7 +933,7 @@
           <w:numId w:val="1003"/>
         </w:numPr>
       </w:pPr>
-      <w:hyperlink r:id="rId35">
+      <w:hyperlink r:id="rId38">
         <w:r>
           <w:rPr>
             <w:rStyle w:val="Hyperlink"/>
@@ -893,7 +956,7 @@
           <w:numId w:val="1003"/>
         </w:numPr>
       </w:pPr>
-      <w:hyperlink r:id="rId36">
+      <w:hyperlink r:id="rId39">
         <w:r>
           <w:rPr>
             <w:rStyle w:val="Hyperlink"/>
@@ -916,7 +979,7 @@
           <w:numId w:val="1003"/>
         </w:numPr>
       </w:pPr>
-      <w:hyperlink r:id="rId37">
+      <w:hyperlink r:id="rId40">
         <w:r>
           <w:rPr>
             <w:rStyle w:val="Hyperlink"/>
@@ -939,7 +1002,7 @@
           <w:numId w:val="1003"/>
         </w:numPr>
       </w:pPr>
-      <w:hyperlink r:id="rId38">
+      <w:hyperlink r:id="rId41">
         <w:r>
           <w:rPr>
             <w:rStyle w:val="Hyperlink"/>
@@ -959,7 +1022,7 @@
           <w:numId w:val="1003"/>
         </w:numPr>
       </w:pPr>
-      <w:hyperlink r:id="rId39">
+      <w:hyperlink r:id="rId42">
         <w:r>
           <w:rPr>
             <w:rStyle w:val="Hyperlink"/>
@@ -985,7 +1048,7 @@
       <w:r>
         <w:t xml:space="preserve"> </w:t>
       </w:r>
-      <w:hyperlink r:id="rId40">
+      <w:hyperlink r:id="rId43">
         <w:r>
           <w:rPr>
             <w:rStyle w:val="Hyperlink"/>
@@ -1005,7 +1068,7 @@
       <w:r>
         <w:t xml:space="preserve"> </w:t>
       </w:r>
-      <w:hyperlink r:id="rId41">
+      <w:hyperlink r:id="rId44">
         <w:r>
           <w:rPr>
             <w:rStyle w:val="Hyperlink"/>
@@ -1020,8 +1083,8 @@
         <w:t xml:space="preserve">before you submit.</w:t>
       </w:r>
     </w:p>
-    <w:bookmarkEnd w:id="42"/>
-    <w:bookmarkStart w:id="50" w:name="words"/>
+    <w:bookmarkEnd w:id="45"/>
+    <w:bookmarkStart w:id="53" w:name="words"/>
     <w:p>
       <w:pPr>
         <w:pStyle w:val="Heading2"/>
@@ -1038,7 +1101,7 @@
           <w:numId w:val="1004"/>
         </w:numPr>
       </w:pPr>
-      <w:hyperlink r:id="rId43">
+      <w:hyperlink r:id="rId46">
         <w:r>
           <w:rPr>
             <w:rStyle w:val="Hyperlink"/>
@@ -1061,7 +1124,7 @@
           <w:numId w:val="1004"/>
         </w:numPr>
       </w:pPr>
-      <w:hyperlink r:id="rId44">
+      <w:hyperlink r:id="rId47">
         <w:r>
           <w:rPr>
             <w:rStyle w:val="Hyperlink"/>
@@ -1081,7 +1144,7 @@
           <w:numId w:val="1004"/>
         </w:numPr>
       </w:pPr>
-      <w:hyperlink r:id="rId45">
+      <w:hyperlink r:id="rId48">
         <w:r>
           <w:rPr>
             <w:rStyle w:val="Hyperlink"/>
@@ -1101,7 +1164,7 @@
           <w:numId w:val="1004"/>
         </w:numPr>
       </w:pPr>
-      <w:hyperlink r:id="rId46">
+      <w:hyperlink r:id="rId49">
         <w:r>
           <w:rPr>
             <w:rStyle w:val="Hyperlink"/>
@@ -1136,7 +1199,7 @@
           <w:numId w:val="1004"/>
         </w:numPr>
       </w:pPr>
-      <w:hyperlink r:id="rId47">
+      <w:hyperlink r:id="rId50">
         <w:r>
           <w:rPr>
             <w:rStyle w:val="Hyperlink"/>
@@ -1156,7 +1219,7 @@
           <w:numId w:val="1004"/>
         </w:numPr>
       </w:pPr>
-      <w:hyperlink r:id="rId48">
+      <w:hyperlink r:id="rId51">
         <w:r>
           <w:rPr>
             <w:rStyle w:val="Hyperlink"/>
@@ -1182,7 +1245,7 @@
           <w:numId w:val="1004"/>
         </w:numPr>
       </w:pPr>
-      <w:hyperlink r:id="rId49">
+      <w:hyperlink r:id="rId52">
         <w:r>
           <w:rPr>
             <w:rStyle w:val="Hyperlink"/>
@@ -1194,8 +1257,8 @@
         <w:t xml:space="preserve">.</w:t>
       </w:r>
     </w:p>
-    <w:bookmarkEnd w:id="50"/>
-    <w:bookmarkStart w:id="65" w:name="writing-for-every-reader"/>
+    <w:bookmarkEnd w:id="53"/>
+    <w:bookmarkStart w:id="68" w:name="writing-for-every-reader"/>
     <w:p>
       <w:pPr>
         <w:pStyle w:val="Heading2"/>
@@ -1212,7 +1275,7 @@
           <w:numId w:val="1005"/>
         </w:numPr>
       </w:pPr>
-      <w:hyperlink r:id="rId51">
+      <w:hyperlink r:id="rId54">
         <w:r>
           <w:rPr>
             <w:rStyle w:val="Hyperlink"/>
@@ -1232,7 +1295,7 @@
           <w:numId w:val="1005"/>
         </w:numPr>
       </w:pPr>
-      <w:hyperlink r:id="rId52">
+      <w:hyperlink r:id="rId55">
         <w:r>
           <w:rPr>
             <w:rStyle w:val="Hyperlink"/>
@@ -1252,7 +1315,7 @@
           <w:numId w:val="1005"/>
         </w:numPr>
       </w:pPr>
-      <w:hyperlink r:id="rId53">
+      <w:hyperlink r:id="rId56">
         <w:r>
           <w:rPr>
             <w:rStyle w:val="Hyperlink"/>
@@ -1299,7 +1362,7 @@
           <w:numId w:val="1005"/>
         </w:numPr>
       </w:pPr>
-      <w:hyperlink r:id="rId54">
+      <w:hyperlink r:id="rId57">
         <w:r>
           <w:rPr>
             <w:rStyle w:val="Hyperlink"/>
@@ -1319,7 +1382,7 @@
           <w:numId w:val="1005"/>
         </w:numPr>
       </w:pPr>
-      <w:hyperlink r:id="rId55">
+      <w:hyperlink r:id="rId58">
         <w:r>
           <w:rPr>
             <w:rStyle w:val="Hyperlink"/>
@@ -1339,7 +1402,7 @@
       <w:r>
         <w:t xml:space="preserve"> </w:t>
       </w:r>
-      <w:hyperlink r:id="rId56">
+      <w:hyperlink r:id="rId59">
         <w:r>
           <w:rPr>
             <w:rStyle w:val="Hyperlink"/>
@@ -1359,7 +1422,7 @@
           <w:numId w:val="1005"/>
         </w:numPr>
       </w:pPr>
-      <w:hyperlink r:id="rId57">
+      <w:hyperlink r:id="rId60">
         <w:r>
           <w:rPr>
             <w:rStyle w:val="Hyperlink"/>
@@ -1379,7 +1442,7 @@
           <w:numId w:val="1005"/>
         </w:numPr>
       </w:pPr>
-      <w:hyperlink r:id="rId58">
+      <w:hyperlink r:id="rId61">
         <w:r>
           <w:rPr>
             <w:rStyle w:val="Hyperlink"/>
@@ -1399,7 +1462,7 @@
           <w:numId w:val="1005"/>
         </w:numPr>
       </w:pPr>
-      <w:hyperlink r:id="rId59">
+      <w:hyperlink r:id="rId62">
         <w:r>
           <w:rPr>
             <w:rStyle w:val="Hyperlink"/>
@@ -1419,7 +1482,7 @@
           <w:numId w:val="1005"/>
         </w:numPr>
       </w:pPr>
-      <w:hyperlink r:id="rId60">
+      <w:hyperlink r:id="rId63">
         <w:r>
           <w:rPr>
             <w:rStyle w:val="Hyperlink"/>
@@ -1439,7 +1502,7 @@
           <w:numId w:val="1005"/>
         </w:numPr>
       </w:pPr>
-      <w:hyperlink r:id="rId61">
+      <w:hyperlink r:id="rId64">
         <w:r>
           <w:rPr>
             <w:rStyle w:val="Hyperlink"/>
@@ -1459,7 +1522,7 @@
           <w:numId w:val="1005"/>
         </w:numPr>
       </w:pPr>
-      <w:hyperlink r:id="rId62">
+      <w:hyperlink r:id="rId65">
         <w:r>
           <w:rPr>
             <w:rStyle w:val="Hyperlink"/>
@@ -1479,7 +1542,7 @@
           <w:numId w:val="1005"/>
         </w:numPr>
       </w:pPr>
-      <w:hyperlink r:id="rId63">
+      <w:hyperlink r:id="rId66">
         <w:r>
           <w:rPr>
             <w:rStyle w:val="Hyperlink"/>
@@ -1499,7 +1562,7 @@
           <w:numId w:val="1005"/>
         </w:numPr>
       </w:pPr>
-      <w:hyperlink r:id="rId64">
+      <w:hyperlink r:id="rId67">
         <w:r>
           <w:rPr>
             <w:rStyle w:val="Hyperlink"/>
@@ -1511,8 +1574,8 @@
         <w:t xml:space="preserve">.</w:t>
       </w:r>
     </w:p>
-    <w:bookmarkEnd w:id="65"/>
-    <w:bookmarkStart w:id="77" w:name="sentences"/>
+    <w:bookmarkEnd w:id="68"/>
+    <w:bookmarkStart w:id="80" w:name="sentences"/>
     <w:p>
       <w:pPr>
         <w:pStyle w:val="Heading2"/>
@@ -1529,7 +1592,7 @@
           <w:numId w:val="1006"/>
         </w:numPr>
       </w:pPr>
-      <w:hyperlink r:id="rId66">
+      <w:hyperlink r:id="rId69">
         <w:r>
           <w:rPr>
             <w:rStyle w:val="Hyperlink"/>
@@ -1573,7 +1636,7 @@
           <w:numId w:val="1006"/>
         </w:numPr>
       </w:pPr>
-      <w:hyperlink r:id="rId67">
+      <w:hyperlink r:id="rId70">
         <w:r>
           <w:rPr>
             <w:rStyle w:val="Hyperlink"/>
@@ -1641,7 +1704,7 @@
           <w:numId w:val="1006"/>
         </w:numPr>
       </w:pPr>
-      <w:hyperlink r:id="rId68">
+      <w:hyperlink r:id="rId71">
         <w:r>
           <w:rPr>
             <w:rStyle w:val="Hyperlink"/>
@@ -1709,7 +1772,7 @@
           <w:numId w:val="1006"/>
         </w:numPr>
       </w:pPr>
-      <w:hyperlink r:id="rId69">
+      <w:hyperlink r:id="rId72">
         <w:r>
           <w:rPr>
             <w:rStyle w:val="Hyperlink"/>
@@ -1729,7 +1792,7 @@
           <w:numId w:val="1006"/>
         </w:numPr>
       </w:pPr>
-      <w:hyperlink r:id="rId70">
+      <w:hyperlink r:id="rId73">
         <w:r>
           <w:rPr>
             <w:rStyle w:val="Hyperlink"/>
@@ -1749,7 +1812,7 @@
           <w:numId w:val="1006"/>
         </w:numPr>
       </w:pPr>
-      <w:hyperlink r:id="rId71">
+      <w:hyperlink r:id="rId74">
         <w:r>
           <w:rPr>
             <w:rStyle w:val="Hyperlink"/>
@@ -1769,7 +1832,7 @@
           <w:numId w:val="1006"/>
         </w:numPr>
       </w:pPr>
-      <w:hyperlink r:id="rId72">
+      <w:hyperlink r:id="rId75">
         <w:r>
           <w:rPr>
             <w:rStyle w:val="Hyperlink"/>
@@ -1795,7 +1858,7 @@
           <w:numId w:val="1006"/>
         </w:numPr>
       </w:pPr>
-      <w:hyperlink r:id="rId73">
+      <w:hyperlink r:id="rId76">
         <w:r>
           <w:rPr>
             <w:rStyle w:val="Hyperlink"/>
@@ -1815,7 +1878,7 @@
           <w:numId w:val="1006"/>
         </w:numPr>
       </w:pPr>
-      <w:hyperlink r:id="rId74">
+      <w:hyperlink r:id="rId77">
         <w:r>
           <w:rPr>
             <w:rStyle w:val="Hyperlink"/>
@@ -1835,7 +1898,7 @@
           <w:numId w:val="1006"/>
         </w:numPr>
       </w:pPr>
-      <w:hyperlink r:id="rId75">
+      <w:hyperlink r:id="rId78">
         <w:r>
           <w:rPr>
             <w:rStyle w:val="Hyperlink"/>
@@ -1855,7 +1918,7 @@
           <w:numId w:val="1006"/>
         </w:numPr>
       </w:pPr>
-      <w:hyperlink r:id="rId76">
+      <w:hyperlink r:id="rId79">
         <w:r>
           <w:rPr>
             <w:rStyle w:val="Hyperlink"/>
@@ -1867,8 +1930,8 @@
         <w:t xml:space="preserve">.</w:t>
       </w:r>
     </w:p>
-    <w:bookmarkEnd w:id="77"/>
-    <w:bookmarkStart w:id="92" w:name="teaching-materials"/>
+    <w:bookmarkEnd w:id="80"/>
+    <w:bookmarkStart w:id="95" w:name="teaching-materials"/>
     <w:p>
       <w:pPr>
         <w:pStyle w:val="Heading2"/>
@@ -1885,7 +1948,7 @@
           <w:numId w:val="1007"/>
         </w:numPr>
       </w:pPr>
-      <w:hyperlink r:id="rId78">
+      <w:hyperlink r:id="rId81">
         <w:r>
           <w:rPr>
             <w:rStyle w:val="Hyperlink"/>
@@ -1905,7 +1968,7 @@
           <w:numId w:val="1007"/>
         </w:numPr>
       </w:pPr>
-      <w:hyperlink r:id="rId79">
+      <w:hyperlink r:id="rId82">
         <w:r>
           <w:rPr>
             <w:rStyle w:val="Hyperlink"/>
@@ -1925,7 +1988,7 @@
           <w:numId w:val="1007"/>
         </w:numPr>
       </w:pPr>
-      <w:hyperlink r:id="rId80">
+      <w:hyperlink r:id="rId83">
         <w:r>
           <w:rPr>
             <w:rStyle w:val="Hyperlink"/>
@@ -1948,7 +2011,7 @@
           <w:numId w:val="1007"/>
         </w:numPr>
       </w:pPr>
-      <w:hyperlink r:id="rId81">
+      <w:hyperlink r:id="rId84">
         <w:r>
           <w:rPr>
             <w:rStyle w:val="Hyperlink"/>
@@ -1968,7 +2031,7 @@
           <w:numId w:val="1007"/>
         </w:numPr>
       </w:pPr>
-      <w:hyperlink r:id="rId82">
+      <w:hyperlink r:id="rId85">
         <w:r>
           <w:rPr>
             <w:rStyle w:val="Hyperlink"/>
@@ -1988,7 +2051,7 @@
           <w:numId w:val="1007"/>
         </w:numPr>
       </w:pPr>
-      <w:hyperlink r:id="rId83">
+      <w:hyperlink r:id="rId86">
         <w:r>
           <w:rPr>
             <w:rStyle w:val="Hyperlink"/>
@@ -2008,7 +2071,7 @@
           <w:numId w:val="1007"/>
         </w:numPr>
       </w:pPr>
-      <w:hyperlink r:id="rId84">
+      <w:hyperlink r:id="rId87">
         <w:r>
           <w:rPr>
             <w:rStyle w:val="Hyperlink"/>
@@ -2028,7 +2091,7 @@
           <w:numId w:val="1007"/>
         </w:numPr>
       </w:pPr>
-      <w:hyperlink r:id="rId85">
+      <w:hyperlink r:id="rId88">
         <w:r>
           <w:rPr>
             <w:rStyle w:val="Hyperlink"/>
@@ -2048,7 +2111,7 @@
           <w:numId w:val="1007"/>
         </w:numPr>
       </w:pPr>
-      <w:hyperlink r:id="rId86">
+      <w:hyperlink r:id="rId89">
         <w:r>
           <w:rPr>
             <w:rStyle w:val="Hyperlink"/>
@@ -2068,7 +2131,7 @@
           <w:numId w:val="1007"/>
         </w:numPr>
       </w:pPr>
-      <w:hyperlink r:id="rId87">
+      <w:hyperlink r:id="rId90">
         <w:r>
           <w:rPr>
             <w:rStyle w:val="Hyperlink"/>
@@ -2091,7 +2154,7 @@
           <w:numId w:val="1007"/>
         </w:numPr>
       </w:pPr>
-      <w:hyperlink r:id="rId88">
+      <w:hyperlink r:id="rId91">
         <w:r>
           <w:rPr>
             <w:rStyle w:val="Hyperlink"/>
@@ -2111,7 +2174,7 @@
           <w:numId w:val="1007"/>
         </w:numPr>
       </w:pPr>
-      <w:hyperlink r:id="rId89">
+      <w:hyperlink r:id="rId92">
         <w:r>
           <w:rPr>
             <w:rStyle w:val="Hyperlink"/>
@@ -2131,7 +2194,7 @@
           <w:numId w:val="1007"/>
         </w:numPr>
       </w:pPr>
-      <w:hyperlink r:id="rId90">
+      <w:hyperlink r:id="rId93">
         <w:r>
           <w:rPr>
             <w:rStyle w:val="Hyperlink"/>
@@ -2166,7 +2229,7 @@
           <w:numId w:val="1007"/>
         </w:numPr>
       </w:pPr>
-      <w:hyperlink r:id="rId91">
+      <w:hyperlink r:id="rId94">
         <w:r>
           <w:rPr>
             <w:rStyle w:val="Hyperlink"/>
@@ -2184,8 +2247,8 @@
         <w:t xml:space="preserve">but keep what those repositories credit.</w:t>
       </w:r>
     </w:p>
-    <w:bookmarkEnd w:id="92"/>
-    <w:bookmarkStart w:id="96" w:name="software-text"/>
+    <w:bookmarkEnd w:id="95"/>
+    <w:bookmarkStart w:id="99" w:name="software-text"/>
     <w:p>
       <w:pPr>
         <w:pStyle w:val="Heading2"/>
@@ -2202,7 +2265,7 @@
           <w:numId w:val="1008"/>
         </w:numPr>
       </w:pPr>
-      <w:hyperlink r:id="rId93">
+      <w:hyperlink r:id="rId96">
         <w:r>
           <w:rPr>
             <w:rStyle w:val="Hyperlink"/>
@@ -2225,7 +2288,7 @@
           <w:numId w:val="1008"/>
         </w:numPr>
       </w:pPr>
-      <w:hyperlink r:id="rId94">
+      <w:hyperlink r:id="rId97">
         <w:r>
           <w:rPr>
             <w:rStyle w:val="Hyperlink"/>
@@ -2245,7 +2308,7 @@
           <w:numId w:val="1008"/>
         </w:numPr>
       </w:pPr>
-      <w:hyperlink r:id="rId95">
+      <w:hyperlink r:id="rId98">
         <w:r>
           <w:rPr>
             <w:rStyle w:val="Hyperlink"/>
@@ -2257,8 +2320,8 @@
         <w:t xml:space="preserve">.</w:t>
       </w:r>
     </w:p>
-    <w:bookmarkEnd w:id="96"/>
-    <w:bookmarkStart w:id="100" w:name="thinking"/>
+    <w:bookmarkEnd w:id="99"/>
+    <w:bookmarkStart w:id="103" w:name="thinking"/>
     <w:p>
       <w:pPr>
         <w:pStyle w:val="Heading2"/>
@@ -2275,7 +2338,7 @@
           <w:numId w:val="1009"/>
         </w:numPr>
       </w:pPr>
-      <w:hyperlink r:id="rId97">
+      <w:hyperlink r:id="rId100">
         <w:r>
           <w:rPr>
             <w:rStyle w:val="Hyperlink"/>
@@ -2295,7 +2358,7 @@
           <w:numId w:val="1009"/>
         </w:numPr>
       </w:pPr>
-      <w:hyperlink r:id="rId98">
+      <w:hyperlink r:id="rId101">
         <w:r>
           <w:rPr>
             <w:rStyle w:val="Hyperlink"/>
@@ -2315,7 +2378,7 @@
           <w:numId w:val="1009"/>
         </w:numPr>
       </w:pPr>
-      <w:hyperlink r:id="rId99">
+      <w:hyperlink r:id="rId102">
         <w:r>
           <w:rPr>
             <w:rStyle w:val="Hyperlink"/>
@@ -2327,7 +2390,7 @@
         <w:t xml:space="preserve">.</w:t>
       </w:r>
     </w:p>
-    <w:bookmarkEnd w:id="100"/>
+    <w:bookmarkEnd w:id="103"/>
     <w:sectPr>
       <w:footnotePr>
         <w:numRestart w:val="eachSect"/>
